--- a/Questions.docx
+++ b/Questions.docx
@@ -87,11 +87,9 @@
       <w:r>
         <w:t xml:space="preserve"> </w:t>
       </w:r>
-      <w:proofErr w:type="spellStart"/>
-      <w:r>
-        <w:t>abouth</w:t>
-      </w:r>
-      <w:proofErr w:type="spellEnd"/>
+      <w:r>
+        <w:t>about</w:t>
+      </w:r>
       <w:r>
         <w:t xml:space="preserve"> month?</w:t>
       </w:r>
@@ -103,20 +101,22 @@
       <w:r>
         <w:t xml:space="preserve"># should indicators be </w:t>
       </w:r>
+      <w:r>
+        <w:t>different</w:t>
+      </w:r>
+      <w:r>
+        <w:t xml:space="preserve"> depending on traps?</w:t>
+      </w:r>
+    </w:p>
+    <w:p>
+      <w:r>
+        <w:t xml:space="preserve"># May be divide interannual trend from seasonality? I </w:t>
+      </w:r>
       <w:proofErr w:type="spellStart"/>
       <w:r>
-        <w:t>diffe</w:t>
-      </w:r>
-      <w:r>
-        <w:t>r</w:t>
-      </w:r>
-      <w:r>
-        <w:t>erent</w:t>
+        <w:t>dunno</w:t>
       </w:r>
       <w:proofErr w:type="spellEnd"/>
-      <w:r>
-        <w:t xml:space="preserve"> depending on traps?</w:t>
-      </w:r>
     </w:p>
     <w:p>
       <w:r>
